--- a/fra/docx/024.content.docx
+++ b/fra/docx/024.content.docx
@@ -4096,7 +4096,7 @@
         <w:rPr>
           <w:lang w:val="fr_FR" w:bidi="fr_FR"/>
         </w:rPr>
-        <w:t>9–12</w:t>
+        <w:t>9–14</w:t>
       </w:r>
       <w:r>
         <w:rPr>
